--- a/TDD/Experimental requirements/Lab Objective.docx
+++ b/TDD/Experimental requirements/Lab Objective.docx
@@ -272,83 +272,6 @@
     </w:p>
     <w:p>
       <w:r>
-        <w:t>For </w:t>
-      </w:r>
-      <w:r>
-        <w:rPr>
-          <w:b/>
-          <w:bCs/>
-        </w:rPr>
-        <w:t>all other students</w:t>
-      </w:r>
-      <w:r>
-        <w:t>, you must </w:t>
-      </w:r>
-      <w:r>
-        <w:rPr>
-          <w:b/>
-          <w:bCs/>
-        </w:rPr>
-        <w:t>complete both Task</w:t>
-      </w:r>
-      <w:r>
-        <w:rPr>
-          <w:rFonts w:ascii="Times New Roman" w:hAnsi="Times New Roman" w:cs="Times New Roman"/>
-          <w:b/>
-          <w:bCs/>
-        </w:rPr>
-        <w:t> </w:t>
-      </w:r>
-      <w:r>
-        <w:rPr>
-          <w:b/>
-          <w:bCs/>
-        </w:rPr>
-        <w:t>1 and Task</w:t>
-      </w:r>
-      <w:r>
-        <w:rPr>
-          <w:rFonts w:ascii="Times New Roman" w:hAnsi="Times New Roman" w:cs="Times New Roman"/>
-          <w:b/>
-          <w:bCs/>
-        </w:rPr>
-        <w:t> </w:t>
-      </w:r>
-      <w:r>
-        <w:rPr>
-          <w:b/>
-          <w:bCs/>
-        </w:rPr>
-        <w:t>2</w:t>
-      </w:r>
-      <w:r>
-        <w:t> and a report that includes answers and reflections for </w:t>
-      </w:r>
-      <w:r>
-        <w:rPr>
-          <w:b/>
-          <w:bCs/>
-        </w:rPr>
-        <w:t>both tasks</w:t>
-      </w:r>
-      <w:r>
-        <w:t>.</w:t>
-      </w:r>
-    </w:p>
-    <w:p>
-      <w:r>
-        <w:rPr>
-          <w:b/>
-          <w:bCs/>
-        </w:rPr>
-        <w:t>Note:</w:t>
-      </w:r>
-      <w:r>
-        <w:t> You need to mention the course where you did the task 1 in the lab demo to be able to skip it.</w:t>
-      </w:r>
-    </w:p>
-    <w:p>
-      <w:r>
         <w:rPr>
           <w:b/>
           <w:bCs/>
@@ -445,11 +368,7 @@
         <w:t>coverage module</w:t>
       </w:r>
       <w:r>
-        <w:t xml:space="preserve"> to track statement and branch coverage in your tests. This will help you evaluate how well your test cases cover the </w:t>
-      </w:r>
-      <w:r>
-        <w:lastRenderedPageBreak/>
-        <w:t>implemented functionality.</w:t>
+        <w:t> to track statement and branch coverage in your tests. This will help you evaluate how well your test cases cover the implemented functionality.</w:t>
       </w:r>
     </w:p>
     <w:p>
@@ -464,6 +383,7 @@
         <w:rPr>
           <w:b/>
           <w:bCs/>
+          <w:noProof/>
         </w:rPr>
         <mc:AlternateContent>
           <mc:Choice Requires="wps">
@@ -524,7 +444,7 @@
           </mc:Choice>
           <mc:Fallback>
             <w:pict>
-              <v:rect w14:anchorId="62FB71B9" id="矩形 4" o:spid="_x0000_s1026" style="width:24pt;height:24pt;visibility:visible;mso-wrap-style:square;mso-left-percent:-10001;mso-top-percent:-10001;mso-position-horizontal:absolute;mso-position-horizontal-relative:char;mso-position-vertical:absolute;mso-position-vertical-relative:line;mso-left-percent:-10001;mso-top-percent:-10001;v-text-anchor:top" o:gfxdata="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" filled="f" stroked="f">
+              <v:rect w14:anchorId="65B0726D" id="矩形 4" o:spid="_x0000_s1026" style="width:24pt;height:24pt;visibility:visible;mso-wrap-style:square;mso-left-percent:-10001;mso-top-percent:-10001;mso-position-horizontal:absolute;mso-position-horizontal-relative:char;mso-position-vertical:absolute;mso-position-vertical-relative:line;mso-left-percent:-10001;mso-top-percent:-10001;v-text-anchor:top" o:gfxdata="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" filled="f" stroked="f">
                 <o:lock v:ext="edit" aspectratio="t"/>
                 <w10:anchorlock/>
               </v:rect>
@@ -553,6 +473,7 @@
     </w:p>
     <w:p>
       <w:r>
+        <w:lastRenderedPageBreak/>
         <w:t>You are provided with a module called Task1_Rover.py that translates strings </w:t>
       </w:r>
       <w:r>
@@ -699,6 +620,9 @@
     </w:p>
     <w:p>
       <w:r>
+        <w:rPr>
+          <w:noProof/>
+        </w:rPr>
         <mc:AlternateContent>
           <mc:Choice Requires="wps">
             <w:drawing>
@@ -758,7 +682,7 @@
           </mc:Choice>
           <mc:Fallback>
             <w:pict>
-              <v:rect w14:anchorId="5BA85D65" id="矩形 3" o:spid="_x0000_s1026" style="width:24pt;height:24pt;visibility:visible;mso-wrap-style:square;mso-left-percent:-10001;mso-top-percent:-10001;mso-position-horizontal:absolute;mso-position-horizontal-relative:char;mso-position-vertical:absolute;mso-position-vertical-relative:line;mso-left-percent:-10001;mso-top-percent:-10001;v-text-anchor:top" o:gfxdata="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" filled="f" stroked="f">
+              <v:rect w14:anchorId="4D1908D1" id="矩形 3" o:spid="_x0000_s1026" style="width:24pt;height:24pt;visibility:visible;mso-wrap-style:square;mso-left-percent:-10001;mso-top-percent:-10001;mso-position-horizontal:absolute;mso-position-horizontal-relative:char;mso-position-vertical:absolute;mso-position-vertical-relative:line;mso-left-percent:-10001;mso-top-percent:-10001;v-text-anchor:top" o:gfxdata="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" filled="f" stroked="f">
                 <o:lock v:ext="edit" aspectratio="t"/>
                 <w10:anchorlock/>
               </v:rect>
@@ -775,7 +699,7 @@
     <w:p>
       <w:r>
         <w:pict w14:anchorId="495C602D">
-          <v:rect id="_x0000_i1091" style="width:0;height:1.5pt" o:hralign="center" o:hrstd="t" o:hr="t" fillcolor="#a0a0a0" stroked="f"/>
+          <v:rect id="_x0000_i1025" style="width:0;height:1.5pt" o:hralign="center" o:hrstd="t" o:hr="t" fillcolor="#a0a0a0" stroked="f"/>
         </w:pict>
       </w:r>
     </w:p>
@@ -897,7 +821,7 @@
     <w:p>
       <w:r>
         <w:pict w14:anchorId="77E26AB2">
-          <v:rect id="_x0000_i1092" style="width:0;height:1.5pt" o:hralign="center" o:hrstd="t" o:hr="t" fillcolor="#a0a0a0" stroked="f"/>
+          <v:rect id="_x0000_i1026" style="width:0;height:1.5pt" o:hralign="center" o:hrstd="t" o:hr="t" fillcolor="#a0a0a0" stroked="f"/>
         </w:pict>
       </w:r>
     </w:p>
@@ -955,7 +879,6 @@
         </w:numPr>
       </w:pPr>
       <w:r>
-        <w:lastRenderedPageBreak/>
         <w:t>You are only required to write </w:t>
       </w:r>
       <w:r>
@@ -992,13 +915,14 @@
     </w:p>
     <w:p>
       <w:r>
+        <w:lastRenderedPageBreak/>
         <w:t> </w:t>
       </w:r>
     </w:p>
     <w:p>
       <w:r>
         <w:pict w14:anchorId="44243263">
-          <v:rect id="_x0000_i1093" style="width:0;height:1.5pt" o:hralign="center" o:hrstd="t" o:hr="t" fillcolor="#a0a0a0" stroked="f"/>
+          <v:rect id="_x0000_i1027" style="width:0;height:1.5pt" o:hralign="center" o:hrstd="t" o:hr="t" fillcolor="#a0a0a0" stroked="f"/>
         </w:pict>
       </w:r>
     </w:p>
@@ -1059,8 +983,13 @@
     </w:p>
     <w:p>
       <w:r>
-        <w:t>Make sure you have written unit tests for the following cases in test_Task1_Rover.py :</w:t>
-      </w:r>
+        <w:t>Make sure you have written unit tests for the following cases in </w:t>
+      </w:r>
+      <w:proofErr w:type="gramStart"/>
+      <w:r>
+        <w:t>test_Task1_Rover.py :</w:t>
+      </w:r>
+      <w:proofErr w:type="gramEnd"/>
     </w:p>
     <w:p>
       <w:r>
@@ -1153,11 +1082,20 @@
           <w:b/>
           <w:bCs/>
         </w:rPr>
-        <w:t>Lowercase Consonants </w:t>
+        <w:t xml:space="preserve">Lowercase </w:t>
+      </w:r>
+      <w:proofErr w:type="gramStart"/>
+      <w:r>
+        <w:rPr>
+          <w:b/>
+          <w:bCs/>
+        </w:rPr>
+        <w:t>Consonants </w:t>
       </w:r>
       <w:r>
         <w:t>:</w:t>
       </w:r>
+      <w:proofErr w:type="gramEnd"/>
     </w:p>
     <w:p>
       <w:pPr>
@@ -1259,7 +1197,6 @@
           <w:b/>
           <w:bCs/>
         </w:rPr>
-        <w:lastRenderedPageBreak/>
         <w:t>Uppercase Vowels</w:t>
       </w:r>
       <w:r>
@@ -1314,6 +1251,7 @@
         </w:numPr>
       </w:pPr>
       <w:r>
+        <w:lastRenderedPageBreak/>
         <w:t>Test with numbers: (0, 1, 2, 3, 4, 5, 6, 7, 8, 9).</w:t>
       </w:r>
     </w:p>
@@ -1343,7 +1281,15 @@
         </w:numPr>
       </w:pPr>
       <w:r>
-        <w:t>Test with a reasonable set of other characters (e.g., !” #€%&amp;/(),.).</w:t>
+        <w:t>Test with a reasonable set of other characters (e.g.</w:t>
+      </w:r>
+      <w:proofErr w:type="gramStart"/>
+      <w:r>
+        <w:t>, !</w:t>
+      </w:r>
+      <w:proofErr w:type="gramEnd"/>
+      <w:r>
+        <w:t>” #€%&amp;/(),.).</w:t>
       </w:r>
     </w:p>
     <w:p>
@@ -1534,9 +1480,8 @@
     </w:p>
     <w:p>
       <w:r>
-        <w:lastRenderedPageBreak/>
         <w:pict w14:anchorId="3BADE664">
-          <v:rect id="_x0000_i1094" style="width:0;height:1.5pt" o:hralign="center" o:hrstd="t" o:hr="t" fillcolor="#a0a0a0" stroked="f"/>
+          <v:rect id="_x0000_i1028" style="width:0;height:1.5pt" o:hralign="center" o:hrstd="t" o:hr="t" fillcolor="#a0a0a0" stroked="f"/>
         </w:pict>
       </w:r>
     </w:p>
@@ -1573,7 +1518,11 @@
         </w:numPr>
       </w:pPr>
       <w:r>
-        <w:t>If a word is a palindrome (reads the same forward and backward, case-insensitive), leave it unchanged.</w:t>
+        <w:t>If a word is a palindrome (reads the same forward and backward, case-</w:t>
+      </w:r>
+      <w:r>
+        <w:lastRenderedPageBreak/>
+        <w:t>insensitive), leave it unchanged.</w:t>
       </w:r>
     </w:p>
     <w:p>
@@ -1598,7 +1547,7 @@
     <w:p>
       <w:r>
         <w:pict w14:anchorId="196C6FC9">
-          <v:rect id="_x0000_i1095" style="width:0;height:1.5pt" o:hralign="center" o:hrstd="t" o:hr="t" fillcolor="#a0a0a0" stroked="f"/>
+          <v:rect id="_x0000_i1029" style="width:0;height:1.5pt" o:hralign="center" o:hrstd="t" o:hr="t" fillcolor="#a0a0a0" stroked="f"/>
         </w:pict>
       </w:r>
     </w:p>
@@ -1665,7 +1614,7 @@
     <w:p>
       <w:r>
         <w:pict w14:anchorId="7009233F">
-          <v:rect id="_x0000_i1096" style="width:0;height:1.5pt" o:hralign="center" o:hrstd="t" o:hr="t" fillcolor="#a0a0a0" stroked="f"/>
+          <v:rect id="_x0000_i1030" style="width:0;height:1.5pt" o:hralign="center" o:hrstd="t" o:hr="t" fillcolor="#a0a0a0" stroked="f"/>
         </w:pict>
       </w:r>
     </w:p>
@@ -1712,7 +1661,7 @@
     <w:p>
       <w:r>
         <w:pict w14:anchorId="299A0EB1">
-          <v:rect id="_x0000_i1097" style="width:0;height:1.5pt" o:hralign="center" o:hrstd="t" o:hr="t" fillcolor="#a0a0a0" stroked="f"/>
+          <v:rect id="_x0000_i1031" style="width:0;height:1.5pt" o:hralign="center" o:hrstd="t" o:hr="t" fillcolor="#a0a0a0" stroked="f"/>
         </w:pict>
       </w:r>
     </w:p>
@@ -1800,13 +1749,12 @@
     <w:p>
       <w:r>
         <w:pict w14:anchorId="163257DF">
-          <v:rect id="_x0000_i1098" style="width:0;height:1.5pt" o:hralign="center" o:hrstd="t" o:hr="t" fillcolor="#a0a0a0" stroked="f"/>
+          <v:rect id="_x0000_i1032" style="width:0;height:1.5pt" o:hralign="center" o:hrstd="t" o:hr="t" fillcolor="#a0a0a0" stroked="f"/>
         </w:pict>
       </w:r>
     </w:p>
     <w:p>
       <w:r>
-        <w:lastRenderedPageBreak/>
         <w:t>Additional Rules</w:t>
       </w:r>
     </w:p>
@@ -1872,6 +1820,7 @@
         </w:numPr>
       </w:pPr>
       <w:r>
+        <w:lastRenderedPageBreak/>
         <w:t>Only </w:t>
       </w:r>
       <w:r>
@@ -1933,10 +1882,30 @@
           <w:b/>
           <w:bCs/>
         </w:rPr>
-        <w:t>Example:</w:t>
-      </w:r>
-      <w:r>
-        <w:t> !@# → !@#</w:t>
+        <w:t>Example</w:t>
+      </w:r>
+      <w:proofErr w:type="gramStart"/>
+      <w:r>
+        <w:rPr>
+          <w:b/>
+          <w:bCs/>
+        </w:rPr>
+        <w:t>:</w:t>
+      </w:r>
+      <w:r>
+        <w:t> !</w:t>
+      </w:r>
+      <w:proofErr w:type="gramEnd"/>
+      <w:r>
+        <w:t xml:space="preserve">@# </w:t>
+      </w:r>
+      <w:proofErr w:type="gramStart"/>
+      <w:r>
+        <w:t>→ !</w:t>
+      </w:r>
+      <w:proofErr w:type="gramEnd"/>
+      <w:r>
+        <w:t>@#</w:t>
       </w:r>
     </w:p>
     <w:p>
@@ -1980,7 +1949,7 @@
     <w:p>
       <w:r>
         <w:pict w14:anchorId="2461C900">
-          <v:rect id="_x0000_i1099" style="width:0;height:1.5pt" o:hralign="center" o:hrstd="t" o:hr="t" fillcolor="#a0a0a0" stroked="f"/>
+          <v:rect id="_x0000_i1033" style="width:0;height:1.5pt" o:hralign="center" o:hrstd="t" o:hr="t" fillcolor="#a0a0a0" stroked="f"/>
         </w:pict>
       </w:r>
     </w:p>
@@ -2080,6 +2049,7 @@
         </w:rPr>
         <w:t> </w:t>
       </w:r>
+      <w:proofErr w:type="gramStart"/>
       <w:r>
         <w:t>module</w:t>
       </w:r>
@@ -2093,6 +2063,7 @@
       <w:r>
         <w:t>.</w:t>
       </w:r>
+      <w:proofErr w:type="gramEnd"/>
     </w:p>
     <w:p>
       <w:pPr>
@@ -2237,7 +2208,6 @@
         </w:numPr>
       </w:pPr>
       <w:r>
-        <w:lastRenderedPageBreak/>
         <w:t>What Types of test coverages are measured?</w:t>
       </w:r>
     </w:p>
@@ -2274,12 +2244,22 @@
         </w:numPr>
       </w:pPr>
       <w:r>
+        <w:t>You must </w:t>
+      </w:r>
+      <w:r>
         <w:rPr>
           <w:b/>
           <w:bCs/>
           <w:u w:val="single"/>
         </w:rPr>
-        <w:t>Attendance in the lab is mandatory. You must book a time and present your complete solution, along with a report, to the responsible lab instructor during the lab session to get a PASS. If you present your solution in the lab, you do not need to attend any remaining lab sessions.</w:t>
+        <w:t>use the provided Python files above for Task 1</w:t>
+      </w:r>
+      <w:r>
+        <w:t xml:space="preserve">. Do not create </w:t>
+      </w:r>
+      <w:r>
+        <w:lastRenderedPageBreak/>
+        <w:t>additional files or rename the existing ones.</w:t>
       </w:r>
     </w:p>
     <w:p>
@@ -2290,28 +2270,6 @@
         </w:numPr>
       </w:pPr>
       <w:r>
-        <w:t>You must </w:t>
-      </w:r>
-      <w:r>
-        <w:rPr>
-          <w:b/>
-          <w:bCs/>
-          <w:u w:val="single"/>
-        </w:rPr>
-        <w:t>use the provided Python files above for Task 1</w:t>
-      </w:r>
-      <w:r>
-        <w:t>. Do not create additional files or rename the existing ones.</w:t>
-      </w:r>
-    </w:p>
-    <w:p>
-      <w:pPr>
-        <w:numPr>
-          <w:ilvl w:val="0"/>
-          <w:numId w:val="15"/>
-        </w:numPr>
-      </w:pPr>
-      <w:r>
         <w:t>Your assignment solution should contain:</w:t>
       </w:r>
     </w:p>
@@ -2475,17 +2433,6 @@
       </w:r>
       <w:r>
         <w:t>, including screenshots wherever applicable.</w:t>
-      </w:r>
-    </w:p>
-    <w:p>
-      <w:pPr>
-        <w:numPr>
-          <w:ilvl w:val="1"/>
-          <w:numId w:val="15"/>
-        </w:numPr>
-      </w:pPr>
-      <w:r>
-        <w:t>You can get a PASS in the lab by showing your solution and report.</w:t>
       </w:r>
     </w:p>
     <w:p/>
@@ -5333,6 +5280,7 @@
   <w:style w:type="character" w:default="1" w:styleId="a0">
     <w:name w:val="Default Paragraph Font"/>
     <w:uiPriority w:val="1"/>
+    <w:semiHidden/>
     <w:unhideWhenUsed/>
   </w:style>
   <w:style w:type="table" w:default="1" w:styleId="a1">
